--- a/kp/wintech-avrora/odin-rolik/КП_AI_в_кадре_WINTECH_Полёт_триумфатора.docx
+++ b/kp/wintech-avrora/odin-rolik/КП_AI_в_кадре_WINTECH_Полёт_триумфатора.docx
@@ -961,7 +961,7 @@
                 <w:color w:val="333333"/>
                 <w:sz w:val="21"/>
               </w:rPr>
-              <w:t>Финал: логотип WINTECH и слоган.</w:t>
+              <w:t>Финал: слоган «Мир доверяет окнам WINTECH».</w:t>
             </w:r>
           </w:p>
         </w:tc>
@@ -1098,7 +1098,7 @@
           <w:color w:val="333333"/>
           <w:sz w:val="22"/>
         </w:rPr>
-        <w:t>Мелодия со слоганом, логотип и финальная плашка, цвет.</w:t>
+        <w:t>Мелодия со слоганом, финальная плашка, цвет.</w:t>
       </w:r>
     </w:p>
     <w:p>
@@ -2339,7 +2339,7 @@
                 <w:color w:val="333333"/>
                 <w:sz w:val="21"/>
               </w:rPr>
-              <w:t>Логотип WINTECH, слоган, финальная плашка</w:t>
+              <w:t>Слоган, финальная плашка</w:t>
             </w:r>
           </w:p>
         </w:tc>
@@ -2998,7 +2998,7 @@
                 <w:color w:val="333333"/>
                 <w:sz w:val="21"/>
               </w:rPr>
-              <w:t>Сценарий ролика: 5 сцен, слова мелодии, слоган. Логотип и брендбук WINTECH. Фото профилей и окон WINTECH. Контакт, который утверждает этапы.</w:t>
+              <w:t>Сценарий ролика: 5 сцен, слова мелодии, слоган. Фирменные цвета и шрифты WINTECH. Фото профилей и окон WINTECH. Контакт, который утверждает этапы.</w:t>
             </w:r>
           </w:p>
         </w:tc>
